--- a/Dossier de conception générale vc.docx
+++ b/Dossier de conception générale vc.docx
@@ -1467,9 +1467,9 @@
           <w:szCs w:val="24"/>
         </w:rPr>
         <w:drawing>
-          <wp:inline distT="0" distB="0" distL="0" distR="0" wp14:anchorId="0E13AFD1" wp14:editId="30EDA7FE">
-            <wp:extent cx="5814124" cy="6080760"/>
-            <wp:effectExtent l="0" t="0" r="0" b="0"/>
+          <wp:inline distT="0" distB="0" distL="0" distR="0" wp14:anchorId="2D36F445" wp14:editId="40A00913">
+            <wp:extent cx="6120130" cy="5726430"/>
+            <wp:effectExtent l="0" t="0" r="0" b="7620"/>
             <wp:docPr id="1" name="Image 1"/>
             <wp:cNvGraphicFramePr>
               <a:graphicFrameLocks xmlns:a="http://schemas.openxmlformats.org/drawingml/2006/main" noChangeAspect="1"/>
@@ -1481,27 +1481,20 @@
                     <pic:cNvPr id="1" name=""/>
                     <pic:cNvPicPr/>
                   </pic:nvPicPr>
-                  <pic:blipFill rotWithShape="1">
+                  <pic:blipFill>
                     <a:blip r:embed="rId8"/>
-                    <a:srcRect t="2259" b="2853"/>
-                    <a:stretch/>
+                    <a:stretch>
+                      <a:fillRect/>
+                    </a:stretch>
                   </pic:blipFill>
-                  <pic:spPr bwMode="auto">
+                  <pic:spPr>
                     <a:xfrm>
                       <a:off x="0" y="0"/>
-                      <a:ext cx="5818140" cy="6084960"/>
+                      <a:ext cx="6120130" cy="5726430"/>
                     </a:xfrm>
                     <a:prstGeom prst="rect">
                       <a:avLst/>
                     </a:prstGeom>
-                    <a:ln>
-                      <a:noFill/>
-                    </a:ln>
-                    <a:extLst>
-                      <a:ext uri="{53640926-AAD7-44D8-BBD7-CCE9431645EC}">
-                        <a14:shadowObscured xmlns:a14="http://schemas.microsoft.com/office/drawing/2010/main"/>
-                      </a:ext>
-                    </a:extLst>
                   </pic:spPr>
                 </pic:pic>
               </a:graphicData>
@@ -1513,6 +1506,9 @@
     <w:p>
       <w:pPr>
         <w:pStyle w:val="Titre2"/>
+        <w:tabs>
+          <w:tab w:val="left" w:pos="6540"/>
+        </w:tabs>
         <w:spacing w:before="300" w:after="150" w:line="360" w:lineRule="auto"/>
         <w:ind w:firstLine="708"/>
         <w:jc w:val="both"/>
@@ -1552,6 +1548,16 @@
       <w:bookmarkEnd w:id="31"/>
       <w:bookmarkEnd w:id="32"/>
       <w:bookmarkEnd w:id="33"/>
+      <w:r>
+        <w:rPr>
+          <w:rFonts w:eastAsia="Calibri"/>
+          <w:b/>
+          <w:bCs/>
+          <w:sz w:val="28"/>
+          <w:szCs w:val="28"/>
+        </w:rPr>
+        <w:tab/>
+      </w:r>
     </w:p>
     <w:p>
       <w:pPr>
@@ -2084,19 +2090,7 @@
         <w:jc w:val="both"/>
       </w:pPr>
       <w:r>
-        <w:t>Deux approches étaient possibles : recalculer le solde à partir de la somme des opérations à chaque lecture, ou le stocker directement sur la tirelire et le mettre à jour à chaque opération. Le solde stocké a été retenu pour des raisons de performance : recalculer l'historique complet des opérations à chaque consultation du solde a un coût qui croît avec le nombre d'opérations enregistrées, alors qu'une lecture d'un champ stocké s'effectue en temps constant, quel que soit le volume d'opérations passées. La contrepartie de ce choix</w:t>
-      </w:r>
-      <w:r>
-        <w:t xml:space="preserve"> qui était </w:t>
-      </w:r>
-      <w:r>
-        <w:t>le risque de désynchronisation entre le solde stocké et l'historique des opérations</w:t>
-      </w:r>
-      <w:r>
-        <w:t xml:space="preserve"> </w:t>
-      </w:r>
-      <w:r>
-        <w:t>est maîtrisée en garantissant que chaque mise à jour du solde s'effectue dans la même transaction atomique que l'enregistrement de l'opération correspondante.</w:t>
+        <w:t>Deux approches étaient possibles : recalculer le solde à partir de la somme des opérations à chaque lecture, ou le stocker directement sur la tirelire et le mettre à jour à chaque opération. Le solde stocké a été retenu pour des raisons de performance : recalculer l'historique complet des opérations à chaque consultation du solde a un coût qui croît avec le nombre d'opérations enregistrées, alors qu'une lecture d'un champ stocké s'effectue en temps constant, quel que soit le volume d'opérations passées. La contrepartie de ce choix qui était le risque de désynchronisation entre le solde stocké et l'historique des opérations est maîtrisée en garantissant que chaque mise à jour du solde s'effectue dans la même transaction atomique que l'enregistrement de l'opération correspondante.</w:t>
       </w:r>
     </w:p>
     <w:p>
@@ -2233,7 +2227,21 @@
           <w:sz w:val="24"/>
           <w:szCs w:val="24"/>
         </w:rPr>
-        <w:t>Les vues interceptent ces exceptions et les traduisent en réponse HTTP avec un code approprié (400, 404) et un message explicite, conformément au contrat d'API.</w:t>
+        <w:t xml:space="preserve">Les vues interceptent ces exceptions et les traduisent en réponse HTTP avec un code approprié (400, </w:t>
+      </w:r>
+      <w:r>
+        <w:rPr>
+          <w:sz w:val="24"/>
+          <w:szCs w:val="24"/>
+        </w:rPr>
+        <w:t xml:space="preserve">403, </w:t>
+      </w:r>
+      <w:r>
+        <w:rPr>
+          <w:sz w:val="24"/>
+          <w:szCs w:val="24"/>
+        </w:rPr>
+        <w:t>404) et un message explicite, conformément au contrat d'API.</w:t>
       </w:r>
     </w:p>
     <w:tbl>
@@ -2267,14 +2275,7 @@
                 <w:sz w:val="24"/>
                 <w:szCs w:val="24"/>
               </w:rPr>
-              <w:t>Exception</w:t>
-            </w:r>
-            <w:r>
-              <w:rPr>
-                <w:sz w:val="24"/>
-                <w:szCs w:val="24"/>
-              </w:rPr>
-              <w:t xml:space="preserve"> </w:t>
+              <w:t xml:space="preserve">Exception </w:t>
             </w:r>
           </w:p>
         </w:tc>
@@ -2743,14 +2744,7 @@
                 <w:sz w:val="24"/>
                 <w:szCs w:val="24"/>
               </w:rPr>
-              <w:t>40</w:t>
-            </w:r>
-            <w:r>
-              <w:rPr>
-                <w:sz w:val="24"/>
-                <w:szCs w:val="24"/>
-              </w:rPr>
-              <w:t>0</w:t>
+              <w:t>400</w:t>
             </w:r>
           </w:p>
         </w:tc>
@@ -2863,14 +2857,7 @@
                 <w:sz w:val="24"/>
                 <w:szCs w:val="24"/>
               </w:rPr>
-              <w:t>40</w:t>
-            </w:r>
-            <w:r>
-              <w:rPr>
-                <w:sz w:val="24"/>
-                <w:szCs w:val="24"/>
-              </w:rPr>
-              <w:t>4</w:t>
+              <w:t>404</w:t>
             </w:r>
           </w:p>
         </w:tc>
@@ -2967,7 +2954,7 @@
                 <w:sz w:val="24"/>
                 <w:szCs w:val="24"/>
               </w:rPr>
-              <w:t>4</w:t>
+              <w:t>3</w:t>
             </w:r>
           </w:p>
         </w:tc>

--- a/Dossier de conception générale vc.docx
+++ b/Dossier de conception générale vc.docx
@@ -1467,9 +1467,9 @@
           <w:szCs w:val="24"/>
         </w:rPr>
         <w:drawing>
-          <wp:inline distT="0" distB="0" distL="0" distR="0" wp14:anchorId="2D36F445" wp14:editId="40A00913">
-            <wp:extent cx="6120130" cy="5726430"/>
-            <wp:effectExtent l="0" t="0" r="0" b="7620"/>
+          <wp:inline distT="0" distB="0" distL="0" distR="0" wp14:anchorId="06754168" wp14:editId="242355C8">
+            <wp:extent cx="5773708" cy="6096000"/>
+            <wp:effectExtent l="0" t="0" r="0" b="0"/>
             <wp:docPr id="1" name="Image 1"/>
             <wp:cNvGraphicFramePr>
               <a:graphicFrameLocks xmlns:a="http://schemas.openxmlformats.org/drawingml/2006/main" noChangeAspect="1"/>
@@ -1481,20 +1481,27 @@
                     <pic:cNvPr id="1" name=""/>
                     <pic:cNvPicPr/>
                   </pic:nvPicPr>
-                  <pic:blipFill>
+                  <pic:blipFill rotWithShape="1">
                     <a:blip r:embed="rId8"/>
-                    <a:stretch>
-                      <a:fillRect/>
-                    </a:stretch>
+                    <a:srcRect t="2940" b="1150"/>
+                    <a:stretch/>
                   </pic:blipFill>
-                  <pic:spPr>
+                  <pic:spPr bwMode="auto">
                     <a:xfrm>
                       <a:off x="0" y="0"/>
-                      <a:ext cx="6120130" cy="5726430"/>
+                      <a:ext cx="5780535" cy="6103208"/>
                     </a:xfrm>
                     <a:prstGeom prst="rect">
                       <a:avLst/>
                     </a:prstGeom>
+                    <a:ln>
+                      <a:noFill/>
+                    </a:ln>
+                    <a:extLst>
+                      <a:ext uri="{53640926-AAD7-44D8-BBD7-CCE9431645EC}">
+                        <a14:shadowObscured xmlns:a14="http://schemas.microsoft.com/office/drawing/2010/main"/>
+                      </a:ext>
+                    </a:extLst>
                   </pic:spPr>
                 </pic:pic>
               </a:graphicData>

--- a/Dossier de conception générale vc.docx
+++ b/Dossier de conception générale vc.docx
@@ -132,8 +132,8 @@
       <w:bookmarkStart w:id="0" w:name="_Toc238413432"/>
       <w:bookmarkStart w:id="1" w:name="_Toc238480339"/>
       <w:bookmarkStart w:id="2" w:name="_Toc238480380"/>
-      <w:bookmarkStart w:id="3" w:name="_Toc239076530"/>
-      <w:bookmarkStart w:id="4" w:name="_Toc239076561"/>
+      <w:bookmarkStart w:id="3" w:name="_Toc243830606"/>
+      <w:bookmarkStart w:id="4" w:name="_Toc243830636"/>
       <w:r>
         <w:rPr>
           <w:rFonts w:eastAsia="Calibri"/>
@@ -186,7 +186,7 @@
         </w:rPr>
         <w:fldChar w:fldCharType="separate"/>
       </w:r>
-      <w:hyperlink w:anchor="_Toc239076561" w:history="1">
+      <w:hyperlink w:anchor="_Toc243830636" w:history="1">
         <w:r>
           <w:rPr>
             <w:rStyle w:val="Lienhypertexte"/>
@@ -224,7 +224,7 @@
             <w:sz w:val="24"/>
             <w:szCs w:val="24"/>
           </w:rPr>
-          <w:instrText xml:space="preserve"> PAGEREF _Toc239076561 \h </w:instrText>
+          <w:instrText xml:space="preserve"> PAGEREF _Toc243830636 \h </w:instrText>
         </w:r>
         <w:r>
           <w:rPr>
@@ -277,7 +277,7 @@
           <w:szCs w:val="24"/>
         </w:rPr>
       </w:pPr>
-      <w:hyperlink w:anchor="_Toc239076562" w:history="1">
+      <w:hyperlink w:anchor="_Toc243830637" w:history="1">
         <w:r>
           <w:rPr>
             <w:rStyle w:val="Lienhypertexte"/>
@@ -315,7 +315,7 @@
             <w:sz w:val="24"/>
             <w:szCs w:val="24"/>
           </w:rPr>
-          <w:instrText xml:space="preserve"> PAGEREF _Toc239076562 \h </w:instrText>
+          <w:instrText xml:space="preserve"> PAGEREF _Toc243830637 \h </w:instrText>
         </w:r>
         <w:r>
           <w:rPr>
@@ -368,7 +368,7 @@
           <w:szCs w:val="24"/>
         </w:rPr>
       </w:pPr>
-      <w:hyperlink w:anchor="_Toc239076563" w:history="1">
+      <w:hyperlink w:anchor="_Toc243830638" w:history="1">
         <w:r>
           <w:rPr>
             <w:rStyle w:val="Lienhypertexte"/>
@@ -406,7 +406,7 @@
             <w:sz w:val="24"/>
             <w:szCs w:val="24"/>
           </w:rPr>
-          <w:instrText xml:space="preserve"> PAGEREF _Toc239076563 \h </w:instrText>
+          <w:instrText xml:space="preserve"> PAGEREF _Toc243830638 \h </w:instrText>
         </w:r>
         <w:r>
           <w:rPr>
@@ -459,7 +459,7 @@
           <w:szCs w:val="24"/>
         </w:rPr>
       </w:pPr>
-      <w:hyperlink w:anchor="_Toc239076564" w:history="1">
+      <w:hyperlink w:anchor="_Toc243830639" w:history="1">
         <w:r>
           <w:rPr>
             <w:rStyle w:val="Lienhypertexte"/>
@@ -497,7 +497,7 @@
             <w:sz w:val="24"/>
             <w:szCs w:val="24"/>
           </w:rPr>
-          <w:instrText xml:space="preserve"> PAGEREF _Toc239076564 \h </w:instrText>
+          <w:instrText xml:space="preserve"> PAGEREF _Toc243830639 \h </w:instrText>
         </w:r>
         <w:r>
           <w:rPr>
@@ -523,7 +523,7 @@
             <w:sz w:val="24"/>
             <w:szCs w:val="24"/>
           </w:rPr>
-          <w:t>4</w:t>
+          <w:t>5</w:t>
         </w:r>
         <w:r>
           <w:rPr>
@@ -550,7 +550,7 @@
           <w:szCs w:val="24"/>
         </w:rPr>
       </w:pPr>
-      <w:hyperlink w:anchor="_Toc239076568" w:history="1">
+      <w:hyperlink w:anchor="_Toc243830643" w:history="1">
         <w:r>
           <w:rPr>
             <w:rStyle w:val="Lienhypertexte"/>
@@ -588,7 +588,7 @@
             <w:sz w:val="24"/>
             <w:szCs w:val="24"/>
           </w:rPr>
-          <w:instrText xml:space="preserve"> PAGEREF _Toc239076568 \h </w:instrText>
+          <w:instrText xml:space="preserve"> PAGEREF _Toc243830643 \h </w:instrText>
         </w:r>
         <w:r>
           <w:rPr>
@@ -614,7 +614,7 @@
             <w:sz w:val="24"/>
             <w:szCs w:val="24"/>
           </w:rPr>
-          <w:t>6</w:t>
+          <w:t>7</w:t>
         </w:r>
         <w:r>
           <w:rPr>
@@ -641,7 +641,7 @@
           <w:szCs w:val="24"/>
         </w:rPr>
       </w:pPr>
-      <w:hyperlink w:anchor="_Toc239076569" w:history="1">
+      <w:hyperlink w:anchor="_Toc243830644" w:history="1">
         <w:r>
           <w:rPr>
             <w:rStyle w:val="Lienhypertexte"/>
@@ -678,7 +678,7 @@
             <w:sz w:val="24"/>
             <w:szCs w:val="24"/>
           </w:rPr>
-          <w:instrText xml:space="preserve"> PAGEREF _Toc239076569 \h </w:instrText>
+          <w:instrText xml:space="preserve"> PAGEREF _Toc243830644 \h </w:instrText>
         </w:r>
         <w:r>
           <w:rPr>
@@ -704,7 +704,7 @@
             <w:sz w:val="24"/>
             <w:szCs w:val="24"/>
           </w:rPr>
-          <w:t>7</w:t>
+          <w:t>8</w:t>
         </w:r>
         <w:r>
           <w:rPr>
@@ -731,7 +731,7 @@
           <w:szCs w:val="24"/>
         </w:rPr>
       </w:pPr>
-      <w:hyperlink w:anchor="_Toc239076570" w:history="1">
+      <w:hyperlink w:anchor="_Toc243830645" w:history="1">
         <w:r>
           <w:rPr>
             <w:rStyle w:val="Lienhypertexte"/>
@@ -769,7 +769,7 @@
             <w:sz w:val="24"/>
             <w:szCs w:val="24"/>
           </w:rPr>
-          <w:instrText xml:space="preserve"> PAGEREF _Toc239076570 \h </w:instrText>
+          <w:instrText xml:space="preserve"> PAGEREF _Toc243830645 \h </w:instrText>
         </w:r>
         <w:r>
           <w:rPr>
@@ -795,7 +795,7 @@
             <w:sz w:val="24"/>
             <w:szCs w:val="24"/>
           </w:rPr>
-          <w:t>8</w:t>
+          <w:t>9</w:t>
         </w:r>
         <w:r>
           <w:rPr>
@@ -841,8 +841,8 @@
       <w:bookmarkStart w:id="5" w:name="_Toc238413434"/>
       <w:bookmarkStart w:id="6" w:name="_Toc238480340"/>
       <w:bookmarkStart w:id="7" w:name="_Toc238480381"/>
-      <w:bookmarkStart w:id="8" w:name="_Toc239076531"/>
-      <w:bookmarkStart w:id="9" w:name="_Toc239076562"/>
+      <w:bookmarkStart w:id="8" w:name="_Toc243830607"/>
+      <w:bookmarkStart w:id="9" w:name="_Toc243830637"/>
       <w:r>
         <w:rPr>
           <w:rFonts w:eastAsia="Calibri"/>
@@ -913,8 +913,8 @@
       <w:bookmarkStart w:id="10" w:name="_Toc238413435"/>
       <w:bookmarkStart w:id="11" w:name="_Toc238480341"/>
       <w:bookmarkStart w:id="12" w:name="_Toc238480382"/>
-      <w:bookmarkStart w:id="13" w:name="_Toc239076532"/>
-      <w:bookmarkStart w:id="14" w:name="_Toc239076563"/>
+      <w:bookmarkStart w:id="13" w:name="_Toc243830608"/>
+      <w:bookmarkStart w:id="14" w:name="_Toc243830638"/>
       <w:r>
         <w:rPr>
           <w:rFonts w:eastAsia="Calibri"/>
@@ -1279,19 +1279,16 @@
               <w:pStyle w:val="NormalWeb"/>
               <w:spacing w:line="360" w:lineRule="auto"/>
             </w:pPr>
+            <w:r>
+              <w:t>JWT (</w:t>
+            </w:r>
             <w:proofErr w:type="spellStart"/>
             <w:r>
-              <w:rPr>
-                <w:rStyle w:val="CodeHTML"/>
-                <w:rFonts w:ascii="Times New Roman" w:hAnsi="Times New Roman" w:cs="Times New Roman"/>
-                <w:sz w:val="24"/>
-                <w:szCs w:val="24"/>
-              </w:rPr>
-              <w:t>TokenAuthentication</w:t>
+              <w:t>djangorestframework-simplejwt</w:t>
             </w:r>
             <w:proofErr w:type="spellEnd"/>
             <w:r>
-              <w:t xml:space="preserve"> (DRF)</w:t>
+              <w:t>)</w:t>
             </w:r>
           </w:p>
         </w:tc>
@@ -1305,10 +1302,18 @@
               <w:spacing w:line="360" w:lineRule="auto"/>
             </w:pPr>
             <w:r>
-              <w:t>Mécanisme simple, suffisant pour les besoins du projet, sans la complexité additionnelle</w:t>
-            </w:r>
-            <w:r>
-              <w:t>.</w:t>
+              <w:t>J</w:t>
+            </w:r>
+            <w:r>
+              <w:t xml:space="preserve">eton d’accès de 15 min et jeton de renouvellement d’un jour, avec rotation et liste noire. Standard </w:t>
+            </w:r>
+            <w:proofErr w:type="spellStart"/>
+            <w:r>
+              <w:t>Bearer</w:t>
+            </w:r>
+            <w:proofErr w:type="spellEnd"/>
+            <w:r>
+              <w:t>, durée de vie limitée, déconnexion possible, identité du porteur portée par le jeton</w:t>
             </w:r>
           </w:p>
         </w:tc>
@@ -1368,19 +1373,203 @@
           </w:p>
         </w:tc>
       </w:tr>
+      <w:tr>
+        <w:tc>
+          <w:tcPr>
+            <w:tcW w:w="3209" w:type="dxa"/>
+          </w:tcPr>
+          <w:p>
+            <w:pPr>
+              <w:pStyle w:val="NormalWeb"/>
+              <w:spacing w:line="360" w:lineRule="auto"/>
+              <w:jc w:val="both"/>
+            </w:pPr>
+            <w:r>
+              <w:t>Documentation</w:t>
+            </w:r>
+          </w:p>
+        </w:tc>
+        <w:tc>
+          <w:tcPr>
+            <w:tcW w:w="3209" w:type="dxa"/>
+          </w:tcPr>
+          <w:p>
+            <w:pPr>
+              <w:pStyle w:val="NormalWeb"/>
+              <w:spacing w:line="360" w:lineRule="auto"/>
+            </w:pPr>
+            <w:proofErr w:type="spellStart"/>
+            <w:proofErr w:type="gramStart"/>
+            <w:r>
+              <w:t>drf</w:t>
+            </w:r>
+            <w:proofErr w:type="gramEnd"/>
+            <w:r>
+              <w:t>-spectacular</w:t>
+            </w:r>
+            <w:proofErr w:type="spellEnd"/>
+            <w:r>
+              <w:t xml:space="preserve"> (</w:t>
+            </w:r>
+            <w:proofErr w:type="spellStart"/>
+            <w:r>
+              <w:t>OpenAPI</w:t>
+            </w:r>
+            <w:proofErr w:type="spellEnd"/>
+            <w:r>
+              <w:t xml:space="preserve">, </w:t>
+            </w:r>
+            <w:proofErr w:type="spellStart"/>
+            <w:r>
+              <w:t>Swagger</w:t>
+            </w:r>
+            <w:proofErr w:type="spellEnd"/>
+            <w:r>
+              <w:t xml:space="preserve"> UI)</w:t>
+            </w:r>
+          </w:p>
+        </w:tc>
+        <w:tc>
+          <w:tcPr>
+            <w:tcW w:w="3210" w:type="dxa"/>
+          </w:tcPr>
+          <w:p>
+            <w:pPr>
+              <w:pStyle w:val="NormalWeb"/>
+              <w:spacing w:line="360" w:lineRule="auto"/>
+              <w:jc w:val="both"/>
+            </w:pPr>
+            <w:r>
+              <w:t xml:space="preserve">Documentation de l’API via le </w:t>
+            </w:r>
+            <w:proofErr w:type="spellStart"/>
+            <w:r>
+              <w:t>Swagger</w:t>
+            </w:r>
+            <w:proofErr w:type="spellEnd"/>
+          </w:p>
+        </w:tc>
+      </w:tr>
+      <w:tr>
+        <w:tc>
+          <w:tcPr>
+            <w:tcW w:w="3209" w:type="dxa"/>
+          </w:tcPr>
+          <w:p>
+            <w:pPr>
+              <w:pStyle w:val="NormalWeb"/>
+              <w:spacing w:line="360" w:lineRule="auto"/>
+            </w:pPr>
+            <w:r>
+              <w:t>Filtrage</w:t>
+            </w:r>
+          </w:p>
+        </w:tc>
+        <w:tc>
+          <w:tcPr>
+            <w:tcW w:w="3209" w:type="dxa"/>
+          </w:tcPr>
+          <w:p>
+            <w:pPr>
+              <w:pStyle w:val="NormalWeb"/>
+              <w:spacing w:line="360" w:lineRule="auto"/>
+            </w:pPr>
+            <w:proofErr w:type="spellStart"/>
+            <w:proofErr w:type="gramStart"/>
+            <w:r>
+              <w:t>django</w:t>
+            </w:r>
+            <w:proofErr w:type="gramEnd"/>
+            <w:r>
+              <w:t>-filter</w:t>
+            </w:r>
+            <w:proofErr w:type="spellEnd"/>
+          </w:p>
+        </w:tc>
+        <w:tc>
+          <w:tcPr>
+            <w:tcW w:w="3210" w:type="dxa"/>
+          </w:tcPr>
+          <w:p>
+            <w:pPr>
+              <w:pStyle w:val="NormalWeb"/>
+              <w:spacing w:line="360" w:lineRule="auto"/>
+              <w:jc w:val="both"/>
+            </w:pPr>
+            <w:r>
+              <w:t>Pour le filtrage des données retournées</w:t>
+            </w:r>
+          </w:p>
+        </w:tc>
+      </w:tr>
+      <w:tr>
+        <w:tc>
+          <w:tcPr>
+            <w:tcW w:w="3209" w:type="dxa"/>
+          </w:tcPr>
+          <w:p>
+            <w:pPr>
+              <w:pStyle w:val="NormalWeb"/>
+              <w:spacing w:line="360" w:lineRule="auto"/>
+            </w:pPr>
+            <w:r>
+              <w:t>Pagination</w:t>
+            </w:r>
+          </w:p>
+        </w:tc>
+        <w:tc>
+          <w:tcPr>
+            <w:tcW w:w="3209" w:type="dxa"/>
+          </w:tcPr>
+          <w:p>
+            <w:pPr>
+              <w:pStyle w:val="NormalWeb"/>
+              <w:spacing w:line="360" w:lineRule="auto"/>
+              <w:rPr>
+                <w:i/>
+                <w:iCs/>
+              </w:rPr>
+            </w:pPr>
+            <w:r>
+              <w:rPr>
+                <w:rStyle w:val="Accentuation"/>
+                <w:i w:val="0"/>
+                <w:iCs w:val="0"/>
+              </w:rPr>
+              <w:t>P</w:t>
+            </w:r>
+            <w:r>
+              <w:rPr>
+                <w:rStyle w:val="Accentuation"/>
+                <w:i w:val="0"/>
+                <w:iCs w:val="0"/>
+              </w:rPr>
+              <w:t>agination par pages de DRF</w:t>
+            </w:r>
+          </w:p>
+        </w:tc>
+        <w:tc>
+          <w:tcPr>
+            <w:tcW w:w="3210" w:type="dxa"/>
+          </w:tcPr>
+          <w:p>
+            <w:pPr>
+              <w:pStyle w:val="NormalWeb"/>
+              <w:spacing w:line="360" w:lineRule="auto"/>
+              <w:jc w:val="both"/>
+            </w:pPr>
+            <w:r>
+              <w:t>Pour faciliter les recherches et l’affichage</w:t>
+            </w:r>
+          </w:p>
+        </w:tc>
+      </w:tr>
     </w:tbl>
     <w:p>
       <w:pPr>
         <w:pStyle w:val="Titre1"/>
         <w:spacing w:before="400" w:after="200" w:line="360" w:lineRule="auto"/>
         <w:jc w:val="both"/>
-      </w:pPr>
-      <w:bookmarkStart w:id="15" w:name="_Toc238413436"/>
-      <w:bookmarkStart w:id="16" w:name="_Toc238480342"/>
-      <w:bookmarkStart w:id="17" w:name="_Toc238480383"/>
-      <w:bookmarkStart w:id="18" w:name="_Toc239076533"/>
-      <w:bookmarkStart w:id="19" w:name="_Toc239076564"/>
-      <w:r>
         <w:rPr>
           <w:rFonts w:eastAsia="Calibri"/>
           <w:b/>
@@ -1388,10 +1577,16 @@
           <w:sz w:val="30"/>
           <w:szCs w:val="30"/>
         </w:rPr>
-        <w:t xml:space="preserve">3. </w:t>
-      </w:r>
-      <w:bookmarkEnd w:id="15"/>
-      <w:r>
+      </w:pPr>
+      <w:bookmarkStart w:id="15" w:name="_Toc238413436"/>
+      <w:bookmarkStart w:id="16" w:name="_Toc238480342"/>
+      <w:bookmarkStart w:id="17" w:name="_Toc238480383"/>
+    </w:p>
+    <w:p>
+      <w:pPr>
+        <w:pStyle w:val="Titre1"/>
+        <w:spacing w:before="400" w:after="200" w:line="360" w:lineRule="auto"/>
+        <w:jc w:val="both"/>
         <w:rPr>
           <w:rFonts w:eastAsia="Calibri"/>
           <w:b/>
@@ -1399,6 +1594,120 @@
           <w:sz w:val="30"/>
           <w:szCs w:val="30"/>
         </w:rPr>
+      </w:pPr>
+    </w:p>
+    <w:p>
+      <w:pPr>
+        <w:pStyle w:val="Titre1"/>
+        <w:spacing w:before="400" w:after="200" w:line="360" w:lineRule="auto"/>
+        <w:jc w:val="both"/>
+        <w:rPr>
+          <w:rFonts w:eastAsia="Calibri"/>
+          <w:b/>
+          <w:bCs/>
+          <w:sz w:val="30"/>
+          <w:szCs w:val="30"/>
+        </w:rPr>
+      </w:pPr>
+    </w:p>
+    <w:p>
+      <w:pPr>
+        <w:pStyle w:val="Titre1"/>
+        <w:spacing w:before="400" w:after="200" w:line="360" w:lineRule="auto"/>
+        <w:jc w:val="both"/>
+        <w:rPr>
+          <w:rFonts w:eastAsia="Calibri"/>
+          <w:b/>
+          <w:bCs/>
+          <w:sz w:val="30"/>
+          <w:szCs w:val="30"/>
+        </w:rPr>
+      </w:pPr>
+    </w:p>
+    <w:p>
+      <w:pPr>
+        <w:pStyle w:val="Titre1"/>
+        <w:spacing w:before="400" w:after="200" w:line="360" w:lineRule="auto"/>
+        <w:jc w:val="both"/>
+        <w:rPr>
+          <w:rFonts w:eastAsia="Calibri"/>
+          <w:b/>
+          <w:bCs/>
+          <w:sz w:val="30"/>
+          <w:szCs w:val="30"/>
+        </w:rPr>
+      </w:pPr>
+    </w:p>
+    <w:p>
+      <w:pPr>
+        <w:pStyle w:val="Titre1"/>
+        <w:spacing w:before="400" w:after="200" w:line="360" w:lineRule="auto"/>
+        <w:jc w:val="both"/>
+        <w:rPr>
+          <w:rFonts w:eastAsia="Calibri"/>
+          <w:b/>
+          <w:bCs/>
+          <w:sz w:val="30"/>
+          <w:szCs w:val="30"/>
+        </w:rPr>
+      </w:pPr>
+    </w:p>
+    <w:p>
+      <w:pPr>
+        <w:pStyle w:val="Titre1"/>
+        <w:spacing w:before="400" w:after="200" w:line="360" w:lineRule="auto"/>
+        <w:jc w:val="both"/>
+        <w:rPr>
+          <w:rFonts w:eastAsia="Calibri"/>
+          <w:b/>
+          <w:bCs/>
+          <w:sz w:val="30"/>
+          <w:szCs w:val="30"/>
+        </w:rPr>
+      </w:pPr>
+    </w:p>
+    <w:p>
+      <w:pPr>
+        <w:pStyle w:val="Titre1"/>
+        <w:spacing w:before="400" w:after="200" w:line="360" w:lineRule="auto"/>
+        <w:jc w:val="both"/>
+        <w:rPr>
+          <w:rFonts w:eastAsia="Calibri"/>
+          <w:b/>
+          <w:bCs/>
+          <w:sz w:val="30"/>
+          <w:szCs w:val="30"/>
+        </w:rPr>
+      </w:pPr>
+    </w:p>
+    <w:p>
+      <w:pPr>
+        <w:pStyle w:val="Titre1"/>
+        <w:spacing w:before="400" w:after="200" w:line="360" w:lineRule="auto"/>
+        <w:jc w:val="both"/>
+      </w:pPr>
+      <w:bookmarkStart w:id="18" w:name="_Toc243830609"/>
+      <w:bookmarkStart w:id="19" w:name="_Toc243830639"/>
+      <w:r>
+        <w:rPr>
+          <w:rFonts w:eastAsia="Calibri"/>
+          <w:b/>
+          <w:bCs/>
+          <w:sz w:val="30"/>
+          <w:szCs w:val="30"/>
+        </w:rPr>
+        <w:lastRenderedPageBreak/>
+        <w:t xml:space="preserve">3. </w:t>
+      </w:r>
+      <w:bookmarkEnd w:id="15"/>
+      <w:r>
+        <w:rPr>
+          <w:rFonts w:eastAsia="Calibri"/>
+          <w:b/>
+          <w:bCs/>
+          <w:sz w:val="30"/>
+          <w:szCs w:val="30"/>
+        </w:rPr>
         <w:t>Modèle de données</w:t>
       </w:r>
       <w:bookmarkEnd w:id="16"/>
@@ -1422,8 +1731,9 @@
       <w:bookmarkStart w:id="22" w:name="_Toc238413437"/>
       <w:bookmarkStart w:id="23" w:name="_Toc238480343"/>
       <w:bookmarkStart w:id="24" w:name="_Toc238480384"/>
-      <w:bookmarkStart w:id="25" w:name="_Toc239076534"/>
-      <w:bookmarkStart w:id="26" w:name="_Toc239076565"/>
+      <w:bookmarkStart w:id="25" w:name="_Toc239076565"/>
+      <w:bookmarkStart w:id="26" w:name="_Toc243830610"/>
+      <w:bookmarkStart w:id="27" w:name="_Toc243830640"/>
       <w:r>
         <w:rPr>
           <w:rFonts w:eastAsia="Calibri"/>
@@ -1451,6 +1761,7 @@
       <w:bookmarkEnd w:id="24"/>
       <w:bookmarkEnd w:id="25"/>
       <w:bookmarkEnd w:id="26"/>
+      <w:bookmarkEnd w:id="27"/>
     </w:p>
     <w:p>
       <w:pPr>
@@ -1467,9 +1778,9 @@
           <w:szCs w:val="24"/>
         </w:rPr>
         <w:drawing>
-          <wp:inline distT="0" distB="0" distL="0" distR="0" wp14:anchorId="06754168" wp14:editId="242355C8">
-            <wp:extent cx="5773708" cy="6096000"/>
-            <wp:effectExtent l="0" t="0" r="0" b="0"/>
+          <wp:inline distT="0" distB="0" distL="0" distR="0" wp14:anchorId="64E4D5E0" wp14:editId="2192C71F">
+            <wp:extent cx="5250087" cy="7292340"/>
+            <wp:effectExtent l="0" t="0" r="8255" b="3810"/>
             <wp:docPr id="1" name="Image 1"/>
             <wp:cNvGraphicFramePr>
               <a:graphicFrameLocks xmlns:a="http://schemas.openxmlformats.org/drawingml/2006/main" noChangeAspect="1"/>
@@ -1481,27 +1792,20 @@
                     <pic:cNvPr id="1" name=""/>
                     <pic:cNvPicPr/>
                   </pic:nvPicPr>
-                  <pic:blipFill rotWithShape="1">
+                  <pic:blipFill>
                     <a:blip r:embed="rId8"/>
-                    <a:srcRect t="2940" b="1150"/>
-                    <a:stretch/>
+                    <a:stretch>
+                      <a:fillRect/>
+                    </a:stretch>
                   </pic:blipFill>
-                  <pic:spPr bwMode="auto">
+                  <pic:spPr>
                     <a:xfrm>
                       <a:off x="0" y="0"/>
-                      <a:ext cx="5780535" cy="6103208"/>
+                      <a:ext cx="5253289" cy="7296788"/>
                     </a:xfrm>
                     <a:prstGeom prst="rect">
                       <a:avLst/>
                     </a:prstGeom>
-                    <a:ln>
-                      <a:noFill/>
-                    </a:ln>
-                    <a:extLst>
-                      <a:ext uri="{53640926-AAD7-44D8-BBD7-CCE9431645EC}">
-                        <a14:shadowObscured xmlns:a14="http://schemas.microsoft.com/office/drawing/2010/main"/>
-                      </a:ext>
-                    </a:extLst>
                   </pic:spPr>
                 </pic:pic>
               </a:graphicData>
@@ -1512,6 +1816,35 @@
     </w:p>
     <w:p>
       <w:pPr>
+        <w:spacing w:line="360" w:lineRule="auto"/>
+        <w:jc w:val="center"/>
+        <w:rPr>
+          <w:sz w:val="24"/>
+          <w:szCs w:val="24"/>
+        </w:rPr>
+      </w:pPr>
+    </w:p>
+    <w:p>
+      <w:pPr>
+        <w:spacing w:line="360" w:lineRule="auto"/>
+        <w:jc w:val="center"/>
+        <w:rPr>
+          <w:sz w:val="24"/>
+          <w:szCs w:val="24"/>
+        </w:rPr>
+      </w:pPr>
+    </w:p>
+    <w:p>
+      <w:pPr>
+        <w:spacing w:line="360" w:lineRule="auto"/>
+        <w:rPr>
+          <w:sz w:val="24"/>
+          <w:szCs w:val="24"/>
+        </w:rPr>
+      </w:pPr>
+    </w:p>
+    <w:p>
+      <w:pPr>
         <w:pStyle w:val="Titre2"/>
         <w:tabs>
           <w:tab w:val="left" w:pos="6540"/>
@@ -1520,13 +1853,14 @@
         <w:ind w:firstLine="708"/>
         <w:jc w:val="both"/>
       </w:pPr>
-      <w:bookmarkStart w:id="27" w:name="_Toc238412448"/>
-      <w:bookmarkStart w:id="28" w:name="_Toc238413365"/>
-      <w:bookmarkStart w:id="29" w:name="_Toc238413438"/>
-      <w:bookmarkStart w:id="30" w:name="_Toc238480344"/>
-      <w:bookmarkStart w:id="31" w:name="_Toc238480385"/>
-      <w:bookmarkStart w:id="32" w:name="_Toc239076535"/>
+      <w:bookmarkStart w:id="28" w:name="_Toc238412448"/>
+      <w:bookmarkStart w:id="29" w:name="_Toc238413365"/>
+      <w:bookmarkStart w:id="30" w:name="_Toc238413438"/>
+      <w:bookmarkStart w:id="31" w:name="_Toc238480344"/>
+      <w:bookmarkStart w:id="32" w:name="_Toc238480385"/>
       <w:bookmarkStart w:id="33" w:name="_Toc239076566"/>
+      <w:bookmarkStart w:id="34" w:name="_Toc243830611"/>
+      <w:bookmarkStart w:id="35" w:name="_Toc243830641"/>
       <w:r>
         <w:rPr>
           <w:rFonts w:eastAsia="Calibri"/>
@@ -1538,9 +1872,9 @@
         <w:lastRenderedPageBreak/>
         <w:t xml:space="preserve">3.2 </w:t>
       </w:r>
-      <w:bookmarkEnd w:id="27"/>
       <w:bookmarkEnd w:id="28"/>
       <w:bookmarkEnd w:id="29"/>
+      <w:bookmarkEnd w:id="30"/>
       <w:r>
         <w:rPr>
           <w:rFonts w:eastAsia="Calibri"/>
@@ -1551,10 +1885,11 @@
         </w:rPr>
         <w:t>Description des entités</w:t>
       </w:r>
-      <w:bookmarkEnd w:id="30"/>
       <w:bookmarkEnd w:id="31"/>
       <w:bookmarkEnd w:id="32"/>
       <w:bookmarkEnd w:id="33"/>
+      <w:bookmarkEnd w:id="34"/>
+      <w:bookmarkEnd w:id="35"/>
       <w:r>
         <w:rPr>
           <w:rFonts w:eastAsia="Calibri"/>
@@ -1704,13 +2039,6 @@
         <w:t>Token</w:t>
       </w:r>
       <w:proofErr w:type="spellEnd"/>
-      <w:r>
-        <w:rPr>
-          <w:sz w:val="24"/>
-          <w:szCs w:val="24"/>
-        </w:rPr>
-        <w:t xml:space="preserve"> (fournis par Django et DRF)</w:t>
-      </w:r>
     </w:p>
     <w:p>
       <w:pPr>
@@ -1719,71 +2047,24 @@
         <w:jc w:val="both"/>
       </w:pPr>
       <w:r>
-        <w:t xml:space="preserve">L'authentification ne repose sur aucune table créée par le projet : </w:t>
+        <w:t xml:space="preserve">L’authentification s’appuie sur </w:t>
       </w:r>
       <w:r>
         <w:rPr>
           <w:rStyle w:val="CodeHTML"/>
-          <w:rFonts w:ascii="Times New Roman" w:hAnsi="Times New Roman" w:cs="Times New Roman"/>
         </w:rPr>
         <w:t>User</w:t>
       </w:r>
       <w:r>
-        <w:t xml:space="preserve"> (Django natif) stocke le nom d'utilisateur et le mot de passe haché ; </w:t>
+        <w:t xml:space="preserve"> (Django) et sur des jetons JWT. Les jetons d’accès ne sont pas stockés ; seuls les jetons de renouvellement sont enregistrés (liste noire de </w:t>
       </w:r>
       <w:proofErr w:type="spellStart"/>
       <w:r>
-        <w:rPr>
-          <w:rStyle w:val="CodeHTML"/>
-          <w:rFonts w:ascii="Times New Roman" w:hAnsi="Times New Roman" w:cs="Times New Roman"/>
-        </w:rPr>
-        <w:t>Token</w:t>
+        <w:t>simplejwt</w:t>
       </w:r>
       <w:proofErr w:type="spellEnd"/>
       <w:r>
-        <w:t xml:space="preserve"> (DRF </w:t>
-      </w:r>
-      <w:proofErr w:type="spellStart"/>
-      <w:r>
-        <w:rPr>
-          <w:rStyle w:val="CodeHTML"/>
-          <w:rFonts w:ascii="Times New Roman" w:hAnsi="Times New Roman" w:cs="Times New Roman"/>
-        </w:rPr>
-        <w:t>authtoken</w:t>
-      </w:r>
-      <w:proofErr w:type="spellEnd"/>
-      <w:r>
-        <w:t xml:space="preserve">) stocke le jeton généré à la connexion, associé à un </w:t>
-      </w:r>
-      <w:r>
-        <w:rPr>
-          <w:rStyle w:val="CodeHTML"/>
-          <w:rFonts w:ascii="Times New Roman" w:hAnsi="Times New Roman" w:cs="Times New Roman"/>
-        </w:rPr>
-        <w:t>User</w:t>
-      </w:r>
-      <w:r>
-        <w:t xml:space="preserve"> unique. </w:t>
-      </w:r>
-      <w:r>
-        <w:rPr>
-          <w:rStyle w:val="CodeHTML"/>
-          <w:rFonts w:ascii="Times New Roman" w:hAnsi="Times New Roman" w:cs="Times New Roman"/>
-        </w:rPr>
-        <w:t>Client</w:t>
-      </w:r>
-      <w:r>
-        <w:t xml:space="preserve"> réutilise </w:t>
-      </w:r>
-      <w:r>
-        <w:rPr>
-          <w:rStyle w:val="CodeHTML"/>
-          <w:rFonts w:ascii="Times New Roman" w:hAnsi="Times New Roman" w:cs="Times New Roman"/>
-        </w:rPr>
-        <w:t>User</w:t>
-      </w:r>
-      <w:r>
-        <w:t xml:space="preserve"> par composition (relation un-à-un) plutôt que de dupliquer ces champs.</w:t>
+        <w:t>) pour pouvoir être révoqués.</w:t>
       </w:r>
     </w:p>
     <w:p>
@@ -1793,10 +2074,11 @@
         <w:ind w:firstLine="708"/>
         <w:jc w:val="both"/>
       </w:pPr>
-      <w:bookmarkStart w:id="34" w:name="_Toc238480345"/>
-      <w:bookmarkStart w:id="35" w:name="_Toc238480386"/>
-      <w:bookmarkStart w:id="36" w:name="_Toc239076536"/>
-      <w:bookmarkStart w:id="37" w:name="_Toc239076567"/>
+      <w:bookmarkStart w:id="36" w:name="_Toc238480345"/>
+      <w:bookmarkStart w:id="37" w:name="_Toc238480386"/>
+      <w:bookmarkStart w:id="38" w:name="_Toc239076567"/>
+      <w:bookmarkStart w:id="39" w:name="_Toc243830612"/>
+      <w:bookmarkStart w:id="40" w:name="_Toc243830642"/>
       <w:r>
         <w:rPr>
           <w:rFonts w:eastAsia="Calibri"/>
@@ -1807,10 +2089,11 @@
         </w:rPr>
         <w:t>3.3 Choix de modélisation justifiés</w:t>
       </w:r>
-      <w:bookmarkEnd w:id="34"/>
-      <w:bookmarkEnd w:id="35"/>
       <w:bookmarkEnd w:id="36"/>
       <w:bookmarkEnd w:id="37"/>
+      <w:bookmarkEnd w:id="38"/>
+      <w:bookmarkEnd w:id="39"/>
+      <w:bookmarkEnd w:id="40"/>
     </w:p>
     <w:p>
       <w:pPr>
@@ -2102,15 +2385,100 @@
     </w:p>
     <w:p>
       <w:pPr>
+        <w:pStyle w:val="Paragraphedeliste"/>
+        <w:numPr>
+          <w:ilvl w:val="0"/>
+          <w:numId w:val="9"/>
+        </w:numPr>
+        <w:spacing w:before="100" w:beforeAutospacing="1" w:after="100" w:afterAutospacing="1" w:line="360" w:lineRule="auto"/>
+        <w:jc w:val="both"/>
+        <w:rPr>
+          <w:b/>
+          <w:bCs/>
+          <w:i/>
+          <w:iCs/>
+          <w:sz w:val="32"/>
+          <w:szCs w:val="32"/>
+        </w:rPr>
+      </w:pPr>
+      <w:r>
+        <w:rPr>
+          <w:rStyle w:val="Accentuation"/>
+          <w:i w:val="0"/>
+          <w:iCs w:val="0"/>
+          <w:sz w:val="24"/>
+          <w:szCs w:val="24"/>
+        </w:rPr>
+        <w:t>UUID comme identifiants</w:t>
+      </w:r>
+    </w:p>
+    <w:p>
+      <w:pPr>
+        <w:pStyle w:val="NormalWeb"/>
+        <w:spacing w:line="360" w:lineRule="auto"/>
+        <w:jc w:val="both"/>
+      </w:pPr>
+      <w:r>
+        <w:t>N</w:t>
+      </w:r>
+      <w:r>
+        <w:t>on prédictibles, cela complète les contrôles d’accès sans les remplacer</w:t>
+      </w:r>
+      <w:r>
+        <w:t>.</w:t>
+      </w:r>
+    </w:p>
+    <w:p>
+      <w:pPr>
+        <w:pStyle w:val="Paragraphedeliste"/>
+        <w:numPr>
+          <w:ilvl w:val="0"/>
+          <w:numId w:val="9"/>
+        </w:numPr>
+        <w:spacing w:before="100" w:beforeAutospacing="1" w:after="100" w:afterAutospacing="1" w:line="360" w:lineRule="auto"/>
+        <w:jc w:val="both"/>
+        <w:rPr>
+          <w:b/>
+          <w:bCs/>
+          <w:sz w:val="32"/>
+          <w:szCs w:val="32"/>
+        </w:rPr>
+      </w:pPr>
+      <w:r>
+        <w:rPr>
+          <w:sz w:val="24"/>
+          <w:szCs w:val="24"/>
+        </w:rPr>
+        <w:t>JWT plutôt que jetons DRF</w:t>
+      </w:r>
+    </w:p>
+    <w:p>
+      <w:pPr>
+        <w:pStyle w:val="NormalWeb"/>
+        <w:spacing w:line="360" w:lineRule="auto"/>
+        <w:jc w:val="both"/>
+      </w:pPr>
+      <w:r>
+        <w:t>E</w:t>
+      </w:r>
+      <w:r>
+        <w:t>xpiration, renouvellement, déconnexion</w:t>
+      </w:r>
+      <w:r>
+        <w:t>.</w:t>
+      </w:r>
+    </w:p>
+    <w:p>
+      <w:pPr>
         <w:pStyle w:val="Titre1"/>
         <w:spacing w:before="400" w:after="200" w:line="360" w:lineRule="auto"/>
         <w:jc w:val="both"/>
       </w:pPr>
-      <w:bookmarkStart w:id="38" w:name="_Toc238413439"/>
-      <w:bookmarkStart w:id="39" w:name="_Toc238480346"/>
-      <w:bookmarkStart w:id="40" w:name="_Toc238480387"/>
-      <w:bookmarkStart w:id="41" w:name="_Toc239076537"/>
-      <w:bookmarkStart w:id="42" w:name="_Toc239076568"/>
+      <w:bookmarkStart w:id="41" w:name="_Toc238413439"/>
+      <w:bookmarkStart w:id="42" w:name="_Toc238480346"/>
+      <w:bookmarkStart w:id="43" w:name="_Toc238480387"/>
+      <w:bookmarkStart w:id="44" w:name="_Toc243830613"/>
+      <w:bookmarkStart w:id="45" w:name="_Toc243830643"/>
       <w:r>
         <w:rPr>
           <w:rFonts w:eastAsia="Calibri"/>
@@ -2121,7 +2489,7 @@
         </w:rPr>
         <w:t xml:space="preserve">4. </w:t>
       </w:r>
-      <w:bookmarkEnd w:id="38"/>
+      <w:bookmarkEnd w:id="41"/>
       <w:r>
         <w:rPr>
           <w:rFonts w:eastAsia="Calibri"/>
@@ -2132,10 +2500,10 @@
         </w:rPr>
         <w:t>Gestion des erreurs (principes généraux)</w:t>
       </w:r>
-      <w:bookmarkEnd w:id="39"/>
-      <w:bookmarkEnd w:id="40"/>
-      <w:bookmarkEnd w:id="41"/>
       <w:bookmarkEnd w:id="42"/>
+      <w:bookmarkEnd w:id="43"/>
+      <w:bookmarkEnd w:id="44"/>
+      <w:bookmarkEnd w:id="45"/>
     </w:p>
     <w:p>
       <w:pPr>
@@ -2234,14 +2602,56 @@
           <w:sz w:val="24"/>
           <w:szCs w:val="24"/>
         </w:rPr>
-        <w:t xml:space="preserve">Les vues interceptent ces exceptions et les traduisent en réponse HTTP avec un code approprié (400, </w:t>
-      </w:r>
-      <w:r>
-        <w:rPr>
-          <w:sz w:val="24"/>
-          <w:szCs w:val="24"/>
-        </w:rPr>
-        <w:t xml:space="preserve">403, </w:t>
+        <w:t>Les vues interceptent ces exceptions et les traduisent en réponse HTTP avec un code approprié (400</w:t>
+      </w:r>
+      <w:r>
+        <w:rPr>
+          <w:sz w:val="24"/>
+          <w:szCs w:val="24"/>
+        </w:rPr>
+        <w:t>, 401</w:t>
+      </w:r>
+      <w:r>
+        <w:rPr>
+          <w:sz w:val="24"/>
+          <w:szCs w:val="24"/>
+        </w:rPr>
+        <w:t xml:space="preserve">, </w:t>
+      </w:r>
+      <w:r>
+        <w:rPr>
+          <w:sz w:val="24"/>
+          <w:szCs w:val="24"/>
+        </w:rPr>
+        <w:t>403</w:t>
+      </w:r>
+      <w:r>
+        <w:rPr>
+          <w:sz w:val="24"/>
+          <w:szCs w:val="24"/>
+        </w:rPr>
+        <w:t>(</w:t>
+      </w:r>
+      <w:r>
+        <w:rPr>
+          <w:sz w:val="24"/>
+          <w:szCs w:val="24"/>
+        </w:rPr>
+        <w:t>ne servant que de garde-fou de rôle</w:t>
+      </w:r>
+      <w:r>
+        <w:rPr>
+          <w:sz w:val="24"/>
+          <w:szCs w:val="24"/>
+        </w:rPr>
+        <w:t>)</w:t>
+      </w:r>
+      <w:r>
+        <w:rPr>
+          <w:sz w:val="24"/>
+          <w:szCs w:val="24"/>
+        </w:rPr>
+        <w:t xml:space="preserve">, </w:t>
       </w:r>
       <w:r>
         <w:rPr>
@@ -2255,98 +2665,93 @@
       <w:tblPr>
         <w:tblStyle w:val="Grilledutableau"/>
         <w:tblW w:w="0" w:type="auto"/>
+        <w:jc w:val="center"/>
         <w:tblLook w:val="04A0" w:firstRow="1" w:lastRow="0" w:firstColumn="1" w:lastColumn="0" w:noHBand="0" w:noVBand="1"/>
       </w:tblPr>
       <w:tblGrid>
-        <w:gridCol w:w="2763"/>
-        <w:gridCol w:w="2345"/>
-        <w:gridCol w:w="2201"/>
-        <w:gridCol w:w="2319"/>
+        <w:gridCol w:w="2830"/>
+        <w:gridCol w:w="2254"/>
+        <w:gridCol w:w="3477"/>
       </w:tblGrid>
       <w:tr>
+        <w:trPr>
+          <w:trHeight w:val="502"/>
+          <w:jc w:val="center"/>
+        </w:trPr>
         <w:tc>
           <w:tcPr>
-            <w:tcW w:w="2407" w:type="dxa"/>
+            <w:tcW w:w="2830" w:type="dxa"/>
           </w:tcPr>
           <w:p>
             <w:pPr>
               <w:spacing w:before="100" w:beforeAutospacing="1" w:after="100" w:afterAutospacing="1" w:line="360" w:lineRule="auto"/>
               <w:jc w:val="both"/>
               <w:rPr>
-                <w:sz w:val="24"/>
-                <w:szCs w:val="24"/>
+                <w:b/>
+                <w:bCs/>
+                <w:sz w:val="28"/>
+                <w:szCs w:val="28"/>
               </w:rPr>
             </w:pPr>
             <w:r>
               <w:rPr>
-                <w:sz w:val="24"/>
-                <w:szCs w:val="24"/>
+                <w:b/>
+                <w:bCs/>
+                <w:sz w:val="28"/>
+                <w:szCs w:val="28"/>
               </w:rPr>
-              <w:t xml:space="preserve">Exception </w:t>
+              <w:lastRenderedPageBreak/>
+              <w:t>Exception / cas</w:t>
             </w:r>
           </w:p>
         </w:tc>
         <w:tc>
           <w:tcPr>
-            <w:tcW w:w="2407" w:type="dxa"/>
+            <w:tcW w:w="2254" w:type="dxa"/>
           </w:tcPr>
           <w:p>
             <w:pPr>
               <w:spacing w:before="100" w:beforeAutospacing="1" w:after="100" w:afterAutospacing="1" w:line="360" w:lineRule="auto"/>
               <w:jc w:val="both"/>
               <w:rPr>
-                <w:sz w:val="24"/>
-                <w:szCs w:val="24"/>
+                <w:b/>
+                <w:bCs/>
+                <w:sz w:val="28"/>
+                <w:szCs w:val="28"/>
               </w:rPr>
             </w:pPr>
             <w:r>
               <w:rPr>
-                <w:sz w:val="24"/>
-                <w:szCs w:val="24"/>
+                <w:b/>
+                <w:bCs/>
+                <w:sz w:val="28"/>
+                <w:szCs w:val="28"/>
               </w:rPr>
-              <w:t>Levée par</w:t>
+              <w:t>Code HTTP</w:t>
             </w:r>
           </w:p>
         </w:tc>
         <w:tc>
           <w:tcPr>
-            <w:tcW w:w="2407" w:type="dxa"/>
+            <w:tcW w:w="3477" w:type="dxa"/>
           </w:tcPr>
           <w:p>
             <w:pPr>
               <w:spacing w:before="100" w:beforeAutospacing="1" w:after="100" w:afterAutospacing="1" w:line="360" w:lineRule="auto"/>
               <w:jc w:val="both"/>
               <w:rPr>
-                <w:sz w:val="24"/>
-                <w:szCs w:val="24"/>
+                <w:b/>
+                <w:bCs/>
+                <w:sz w:val="28"/>
+                <w:szCs w:val="28"/>
               </w:rPr>
             </w:pPr>
             <w:r>
               <w:rPr>
-                <w:sz w:val="24"/>
-                <w:szCs w:val="24"/>
-              </w:rPr>
-              <w:t>Code HTTP</w:t>
-            </w:r>
-          </w:p>
-        </w:tc>
-        <w:tc>
-          <w:tcPr>
-            <w:tcW w:w="2407" w:type="dxa"/>
-          </w:tcPr>
-          <w:p>
-            <w:pPr>
-              <w:spacing w:before="100" w:beforeAutospacing="1" w:after="100" w:afterAutospacing="1" w:line="360" w:lineRule="auto"/>
-              <w:jc w:val="both"/>
-              <w:rPr>
-                <w:sz w:val="24"/>
-                <w:szCs w:val="24"/>
-              </w:rPr>
-            </w:pPr>
-            <w:r>
-              <w:rPr>
-                <w:sz w:val="24"/>
-                <w:szCs w:val="24"/>
+                <w:b/>
+                <w:bCs/>
+                <w:sz w:val="28"/>
+                <w:szCs w:val="28"/>
               </w:rPr>
               <w:t>Message retourné</w:t>
             </w:r>
@@ -2354,9 +2759,13 @@
         </w:tc>
       </w:tr>
       <w:tr>
+        <w:trPr>
+          <w:trHeight w:val="866"/>
+          <w:jc w:val="center"/>
+        </w:trPr>
         <w:tc>
           <w:tcPr>
-            <w:tcW w:w="2407" w:type="dxa"/>
+            <w:tcW w:w="2830" w:type="dxa"/>
           </w:tcPr>
           <w:p>
             <w:pPr>
@@ -2380,59 +2789,7 @@
         </w:tc>
         <w:tc>
           <w:tcPr>
-            <w:tcW w:w="2407" w:type="dxa"/>
-          </w:tcPr>
-          <w:p>
-            <w:pPr>
-              <w:spacing w:before="100" w:beforeAutospacing="1" w:after="100" w:afterAutospacing="1" w:line="360" w:lineRule="auto"/>
-              <w:rPr>
-                <w:sz w:val="24"/>
-                <w:szCs w:val="24"/>
-              </w:rPr>
-            </w:pPr>
-            <w:proofErr w:type="spellStart"/>
-            <w:proofErr w:type="gramStart"/>
-            <w:r>
-              <w:rPr>
-                <w:rStyle w:val="CodeHTML"/>
-                <w:rFonts w:ascii="Times New Roman" w:hAnsi="Times New Roman" w:cs="Times New Roman"/>
-                <w:sz w:val="24"/>
-                <w:szCs w:val="24"/>
-              </w:rPr>
-              <w:t>deposer</w:t>
-            </w:r>
-            <w:proofErr w:type="spellEnd"/>
-            <w:proofErr w:type="gramEnd"/>
-            <w:r>
-              <w:rPr>
-                <w:rStyle w:val="CodeHTML"/>
-                <w:rFonts w:ascii="Times New Roman" w:hAnsi="Times New Roman" w:cs="Times New Roman"/>
-                <w:sz w:val="24"/>
-                <w:szCs w:val="24"/>
-              </w:rPr>
-              <w:t>()</w:t>
-            </w:r>
-            <w:r>
-              <w:rPr>
-                <w:sz w:val="24"/>
-                <w:szCs w:val="24"/>
-              </w:rPr>
-              <w:t>,</w:t>
-            </w:r>
-            <w:r>
-              <w:rPr>
-                <w:rStyle w:val="CodeHTML"/>
-                <w:rFonts w:ascii="Times New Roman" w:hAnsi="Times New Roman" w:cs="Times New Roman"/>
-                <w:sz w:val="24"/>
-                <w:szCs w:val="24"/>
-              </w:rPr>
-              <w:t>retirer()</w:t>
-            </w:r>
-          </w:p>
-        </w:tc>
-        <w:tc>
-          <w:tcPr>
-            <w:tcW w:w="2407" w:type="dxa"/>
+            <w:tcW w:w="2254" w:type="dxa"/>
           </w:tcPr>
           <w:p>
             <w:pPr>
@@ -2454,7 +2811,7 @@
         </w:tc>
         <w:tc>
           <w:tcPr>
-            <w:tcW w:w="2407" w:type="dxa"/>
+            <w:tcW w:w="3477" w:type="dxa"/>
           </w:tcPr>
           <w:p>
             <w:pPr>
@@ -2475,9 +2832,13 @@
         </w:tc>
       </w:tr>
       <w:tr>
+        <w:trPr>
+          <w:trHeight w:val="426"/>
+          <w:jc w:val="center"/>
+        </w:trPr>
         <w:tc>
           <w:tcPr>
-            <w:tcW w:w="2407" w:type="dxa"/>
+            <w:tcW w:w="2830" w:type="dxa"/>
           </w:tcPr>
           <w:p>
             <w:pPr>
@@ -2501,37 +2862,7 @@
         </w:tc>
         <w:tc>
           <w:tcPr>
-            <w:tcW w:w="2407" w:type="dxa"/>
-          </w:tcPr>
-          <w:p>
-            <w:pPr>
-              <w:spacing w:before="100" w:beforeAutospacing="1" w:after="100" w:afterAutospacing="1" w:line="360" w:lineRule="auto"/>
-              <w:rPr>
-                <w:sz w:val="24"/>
-                <w:szCs w:val="24"/>
-              </w:rPr>
-            </w:pPr>
-            <w:proofErr w:type="gramStart"/>
-            <w:r>
-              <w:rPr>
-                <w:sz w:val="24"/>
-                <w:szCs w:val="24"/>
-              </w:rPr>
-              <w:t>retirer(</w:t>
-            </w:r>
-            <w:proofErr w:type="gramEnd"/>
-            <w:r>
-              <w:rPr>
-                <w:sz w:val="24"/>
-                <w:szCs w:val="24"/>
-              </w:rPr>
-              <w:t>)</w:t>
-            </w:r>
-          </w:p>
-        </w:tc>
-        <w:tc>
-          <w:tcPr>
-            <w:tcW w:w="2407" w:type="dxa"/>
+            <w:tcW w:w="2254" w:type="dxa"/>
           </w:tcPr>
           <w:p>
             <w:pPr>
@@ -2553,7 +2884,7 @@
         </w:tc>
         <w:tc>
           <w:tcPr>
-            <w:tcW w:w="2407" w:type="dxa"/>
+            <w:tcW w:w="3477" w:type="dxa"/>
           </w:tcPr>
           <w:p>
             <w:pPr>
@@ -2574,9 +2905,13 @@
         </w:tc>
       </w:tr>
       <w:tr>
+        <w:trPr>
+          <w:trHeight w:val="866"/>
+          <w:jc w:val="center"/>
+        </w:trPr>
         <w:tc>
           <w:tcPr>
-            <w:tcW w:w="2407" w:type="dxa"/>
+            <w:tcW w:w="2830" w:type="dxa"/>
           </w:tcPr>
           <w:p>
             <w:pPr>
@@ -2600,37 +2935,7 @@
         </w:tc>
         <w:tc>
           <w:tcPr>
-            <w:tcW w:w="2407" w:type="dxa"/>
-          </w:tcPr>
-          <w:p>
-            <w:pPr>
-              <w:spacing w:before="100" w:beforeAutospacing="1" w:after="100" w:afterAutospacing="1" w:line="360" w:lineRule="auto"/>
-              <w:rPr>
-                <w:sz w:val="24"/>
-                <w:szCs w:val="24"/>
-              </w:rPr>
-            </w:pPr>
-            <w:proofErr w:type="gramStart"/>
-            <w:r>
-              <w:rPr>
-                <w:sz w:val="24"/>
-                <w:szCs w:val="24"/>
-              </w:rPr>
-              <w:t>retirer(</w:t>
-            </w:r>
-            <w:proofErr w:type="gramEnd"/>
-            <w:r>
-              <w:rPr>
-                <w:sz w:val="24"/>
-                <w:szCs w:val="24"/>
-              </w:rPr>
-              <w:t>)</w:t>
-            </w:r>
-          </w:p>
-        </w:tc>
-        <w:tc>
-          <w:tcPr>
-            <w:tcW w:w="2407" w:type="dxa"/>
+            <w:tcW w:w="2254" w:type="dxa"/>
           </w:tcPr>
           <w:p>
             <w:pPr>
@@ -2652,7 +2957,7 @@
         </w:tc>
         <w:tc>
           <w:tcPr>
-            <w:tcW w:w="2407" w:type="dxa"/>
+            <w:tcW w:w="3477" w:type="dxa"/>
           </w:tcPr>
           <w:p>
             <w:pPr>
@@ -2667,29 +2972,19 @@
                 <w:sz w:val="24"/>
                 <w:szCs w:val="24"/>
               </w:rPr>
-              <w:t>Retrait impossible : objectif non atteint et</w:t>
-            </w:r>
-            <w:r>
-              <w:rPr>
-                <w:sz w:val="24"/>
-                <w:szCs w:val="24"/>
-              </w:rPr>
-              <w:t xml:space="preserve"> </w:t>
-            </w:r>
-            <w:r>
-              <w:rPr>
-                <w:sz w:val="24"/>
-                <w:szCs w:val="24"/>
-              </w:rPr>
-              <w:t>échéance non arrivée.</w:t>
+              <w:t>Retrait impossible : objectif non atteint et échéance non arrivée.</w:t>
             </w:r>
           </w:p>
         </w:tc>
       </w:tr>
       <w:tr>
+        <w:trPr>
+          <w:trHeight w:val="1293"/>
+          <w:jc w:val="center"/>
+        </w:trPr>
         <w:tc>
           <w:tcPr>
-            <w:tcW w:w="2407" w:type="dxa"/>
+            <w:tcW w:w="2830" w:type="dxa"/>
           </w:tcPr>
           <w:p>
             <w:pPr>
@@ -2706,7 +3001,6 @@
                 <w:sz w:val="24"/>
                 <w:szCs w:val="24"/>
               </w:rPr>
-              <w:lastRenderedPageBreak/>
               <w:t>DonneesCreationInvalides</w:t>
             </w:r>
             <w:proofErr w:type="spellEnd"/>
@@ -2714,28 +3008,7 @@
         </w:tc>
         <w:tc>
           <w:tcPr>
-            <w:tcW w:w="2407" w:type="dxa"/>
-          </w:tcPr>
-          <w:p>
-            <w:pPr>
-              <w:spacing w:before="100" w:beforeAutospacing="1" w:after="100" w:afterAutospacing="1" w:line="360" w:lineRule="auto"/>
-              <w:rPr>
-                <w:sz w:val="24"/>
-                <w:szCs w:val="24"/>
-              </w:rPr>
-            </w:pPr>
-            <w:r>
-              <w:rPr>
-                <w:sz w:val="24"/>
-                <w:szCs w:val="24"/>
-              </w:rPr>
-              <w:t>Création de tirelire</w:t>
-            </w:r>
-          </w:p>
-        </w:tc>
-        <w:tc>
-          <w:tcPr>
-            <w:tcW w:w="2407" w:type="dxa"/>
+            <w:tcW w:w="2254" w:type="dxa"/>
           </w:tcPr>
           <w:p>
             <w:pPr>
@@ -2757,7 +3030,7 @@
         </w:tc>
         <w:tc>
           <w:tcPr>
-            <w:tcW w:w="2407" w:type="dxa"/>
+            <w:tcW w:w="3477" w:type="dxa"/>
           </w:tcPr>
           <w:p>
             <w:pPr>
@@ -2772,16 +3045,34 @@
                 <w:sz w:val="24"/>
                 <w:szCs w:val="24"/>
               </w:rPr>
-              <w:t>Le montant objectif doit être positif.</w:t>
+              <w:t xml:space="preserve">Le montant objectif doit être positif. </w:t>
             </w:r>
             <w:r>
               <w:rPr>
                 <w:sz w:val="24"/>
                 <w:szCs w:val="24"/>
               </w:rPr>
-              <w:t xml:space="preserve"> </w:t>
+              <w:t xml:space="preserve">     </w:t>
+            </w:r>
+            <w:r>
+              <w:rPr>
+                <w:sz w:val="24"/>
+                <w:szCs w:val="24"/>
+              </w:rPr>
+              <w:t>La date d'échéance doit être future.</w:t>
             </w:r>
           </w:p>
+        </w:tc>
+      </w:tr>
+      <w:tr>
+        <w:trPr>
+          <w:trHeight w:val="1732"/>
+          <w:jc w:val="center"/>
+        </w:trPr>
+        <w:tc>
+          <w:tcPr>
+            <w:tcW w:w="2830" w:type="dxa"/>
+          </w:tcPr>
           <w:p>
             <w:pPr>
               <w:spacing w:before="100" w:beforeAutospacing="1" w:after="100" w:afterAutospacing="1" w:line="360" w:lineRule="auto"/>
@@ -2790,20 +3081,27 @@
                 <w:szCs w:val="24"/>
               </w:rPr>
             </w:pPr>
+            <w:proofErr w:type="spellStart"/>
             <w:r>
               <w:rPr>
                 <w:sz w:val="24"/>
                 <w:szCs w:val="24"/>
               </w:rPr>
-              <w:t>La date d'échéance doit être future.</w:t>
+              <w:t>TirelireIntrouvable</w:t>
+            </w:r>
+            <w:proofErr w:type="spellEnd"/>
+            <w:r>
+              <w:rPr>
+                <w:sz w:val="24"/>
+                <w:szCs w:val="24"/>
+              </w:rPr>
+              <w:t xml:space="preserve"> (inexistante ou appartenant à un autre client)</w:t>
             </w:r>
           </w:p>
         </w:tc>
-      </w:tr>
-      <w:tr>
         <w:tc>
           <w:tcPr>
-            <w:tcW w:w="2407" w:type="dxa"/>
+            <w:tcW w:w="2254" w:type="dxa"/>
           </w:tcPr>
           <w:p>
             <w:pPr>
@@ -2814,20 +3112,18 @@
                 <w:szCs w:val="24"/>
               </w:rPr>
             </w:pPr>
-            <w:proofErr w:type="spellStart"/>
             <w:r>
               <w:rPr>
                 <w:sz w:val="24"/>
                 <w:szCs w:val="24"/>
               </w:rPr>
-              <w:t>TirelireIntrouvable</w:t>
-            </w:r>
-            <w:proofErr w:type="spellEnd"/>
+              <w:t>404</w:t>
+            </w:r>
           </w:p>
         </w:tc>
         <w:tc>
           <w:tcPr>
-            <w:tcW w:w="2407" w:type="dxa"/>
+            <w:tcW w:w="3477" w:type="dxa"/>
           </w:tcPr>
           <w:p>
             <w:pPr>
@@ -2842,13 +3138,42 @@
                 <w:sz w:val="24"/>
                 <w:szCs w:val="24"/>
               </w:rPr>
-              <w:t>Toute vue référençant une tirelire par identifiant</w:t>
-            </w:r>
+              <w:t>Tirelire introuvable.</w:t>
+            </w:r>
+          </w:p>
+        </w:tc>
+      </w:tr>
+      <w:tr>
+        <w:trPr>
+          <w:trHeight w:val="426"/>
+          <w:jc w:val="center"/>
+        </w:trPr>
+        <w:tc>
+          <w:tcPr>
+            <w:tcW w:w="2830" w:type="dxa"/>
+          </w:tcPr>
+          <w:p>
+            <w:pPr>
+              <w:spacing w:before="100" w:beforeAutospacing="1" w:after="100" w:afterAutospacing="1" w:line="360" w:lineRule="auto"/>
+              <w:rPr>
+                <w:sz w:val="24"/>
+                <w:szCs w:val="24"/>
+              </w:rPr>
+            </w:pPr>
+            <w:proofErr w:type="spellStart"/>
+            <w:r>
+              <w:rPr>
+                <w:sz w:val="24"/>
+                <w:szCs w:val="24"/>
+              </w:rPr>
+              <w:t>ClientIntrouvable</w:t>
+            </w:r>
+            <w:proofErr w:type="spellEnd"/>
           </w:p>
         </w:tc>
         <w:tc>
           <w:tcPr>
-            <w:tcW w:w="2407" w:type="dxa"/>
+            <w:tcW w:w="2254" w:type="dxa"/>
           </w:tcPr>
           <w:p>
             <w:pPr>
@@ -2870,7 +3195,7 @@
         </w:tc>
         <w:tc>
           <w:tcPr>
-            <w:tcW w:w="2407" w:type="dxa"/>
+            <w:tcW w:w="3477" w:type="dxa"/>
           </w:tcPr>
           <w:p>
             <w:pPr>
@@ -2885,15 +3210,40 @@
                 <w:sz w:val="24"/>
                 <w:szCs w:val="24"/>
               </w:rPr>
-              <w:t>Tirelire introuvable.</w:t>
+              <w:t>Client introuvable.</w:t>
             </w:r>
           </w:p>
         </w:tc>
       </w:tr>
       <w:tr>
+        <w:trPr>
+          <w:trHeight w:val="866"/>
+          <w:jc w:val="center"/>
+        </w:trPr>
         <w:tc>
           <w:tcPr>
-            <w:tcW w:w="2407" w:type="dxa"/>
+            <w:tcW w:w="2830" w:type="dxa"/>
+          </w:tcPr>
+          <w:p>
+            <w:pPr>
+              <w:spacing w:before="100" w:beforeAutospacing="1" w:after="100" w:afterAutospacing="1" w:line="360" w:lineRule="auto"/>
+              <w:rPr>
+                <w:sz w:val="24"/>
+                <w:szCs w:val="24"/>
+              </w:rPr>
+            </w:pPr>
+            <w:r>
+              <w:rPr>
+                <w:sz w:val="24"/>
+                <w:szCs w:val="24"/>
+              </w:rPr>
+              <w:t>Compte sans profil client sur une route client</w:t>
+            </w:r>
+          </w:p>
+        </w:tc>
+        <w:tc>
+          <w:tcPr>
+            <w:tcW w:w="2254" w:type="dxa"/>
           </w:tcPr>
           <w:p>
             <w:pPr>
@@ -2904,20 +3254,18 @@
                 <w:szCs w:val="24"/>
               </w:rPr>
             </w:pPr>
-            <w:proofErr w:type="spellStart"/>
             <w:r>
               <w:rPr>
                 <w:sz w:val="24"/>
                 <w:szCs w:val="24"/>
               </w:rPr>
-              <w:t>AccesRefuse</w:t>
-            </w:r>
-            <w:proofErr w:type="spellEnd"/>
+              <w:t>403</w:t>
+            </w:r>
           </w:p>
         </w:tc>
         <w:tc>
           <w:tcPr>
-            <w:tcW w:w="2407" w:type="dxa"/>
+            <w:tcW w:w="3477" w:type="dxa"/>
           </w:tcPr>
           <w:p>
             <w:pPr>
@@ -2932,13 +3280,40 @@
                 <w:sz w:val="24"/>
                 <w:szCs w:val="24"/>
               </w:rPr>
-              <w:t>Contrôle de cloisonnement</w:t>
+              <w:t>Ce compte n’est pas un compte client.</w:t>
+            </w:r>
+          </w:p>
+        </w:tc>
+      </w:tr>
+      <w:tr>
+        <w:trPr>
+          <w:trHeight w:val="866"/>
+          <w:jc w:val="center"/>
+        </w:trPr>
+        <w:tc>
+          <w:tcPr>
+            <w:tcW w:w="2830" w:type="dxa"/>
+          </w:tcPr>
+          <w:p>
+            <w:pPr>
+              <w:spacing w:before="100" w:beforeAutospacing="1" w:after="100" w:afterAutospacing="1" w:line="360" w:lineRule="auto"/>
+              <w:rPr>
+                <w:sz w:val="24"/>
+                <w:szCs w:val="24"/>
+              </w:rPr>
+            </w:pPr>
+            <w:r>
+              <w:rPr>
+                <w:sz w:val="24"/>
+                <w:szCs w:val="24"/>
+              </w:rPr>
+              <w:t>Non-administrateur sur une route d’administration</w:t>
             </w:r>
           </w:p>
         </w:tc>
         <w:tc>
           <w:tcPr>
-            <w:tcW w:w="2407" w:type="dxa"/>
+            <w:tcW w:w="2254" w:type="dxa"/>
           </w:tcPr>
           <w:p>
             <w:pPr>
@@ -2954,20 +3329,13 @@
                 <w:sz w:val="24"/>
                 <w:szCs w:val="24"/>
               </w:rPr>
-              <w:t>40</w:t>
-            </w:r>
-            <w:r>
-              <w:rPr>
-                <w:sz w:val="24"/>
-                <w:szCs w:val="24"/>
-              </w:rPr>
-              <w:t>3</w:t>
+              <w:t>403</w:t>
             </w:r>
           </w:p>
         </w:tc>
         <w:tc>
           <w:tcPr>
-            <w:tcW w:w="2407" w:type="dxa"/>
+            <w:tcW w:w="3477" w:type="dxa"/>
           </w:tcPr>
           <w:p>
             <w:pPr>
@@ -2982,33 +3350,91 @@
                 <w:sz w:val="24"/>
                 <w:szCs w:val="24"/>
               </w:rPr>
-              <w:t xml:space="preserve">Tirelire introuvable. </w:t>
-            </w:r>
-            <w:r>
+              <w:t>Réservé aux administrateurs.</w:t>
+            </w:r>
+          </w:p>
+        </w:tc>
+      </w:tr>
+      <w:tr>
+        <w:trPr>
+          <w:trHeight w:val="853"/>
+          <w:jc w:val="center"/>
+        </w:trPr>
+        <w:tc>
+          <w:tcPr>
+            <w:tcW w:w="2830" w:type="dxa"/>
+          </w:tcPr>
+          <w:p>
+            <w:pPr>
+              <w:spacing w:before="100" w:beforeAutospacing="1" w:after="100" w:afterAutospacing="1" w:line="360" w:lineRule="auto"/>
               <w:rPr>
-                <w:rStyle w:val="Accentuation"/>
+                <w:sz w:val="24"/>
+                <w:szCs w:val="24"/>
+              </w:rPr>
+            </w:pPr>
+            <w:r>
+              <w:rPr>
+                <w:sz w:val="24"/>
+                <w:szCs w:val="24"/>
+              </w:rPr>
+              <w:t>Jeton absent, invalide ou expiré</w:t>
+            </w:r>
+          </w:p>
+        </w:tc>
+        <w:tc>
+          <w:tcPr>
+            <w:tcW w:w="2254" w:type="dxa"/>
+          </w:tcPr>
+          <w:p>
+            <w:pPr>
+              <w:spacing w:before="100" w:beforeAutospacing="1" w:after="100" w:afterAutospacing="1" w:line="360" w:lineRule="auto"/>
+              <w:jc w:val="both"/>
+              <w:rPr>
+                <w:sz w:val="24"/>
+                <w:szCs w:val="24"/>
+              </w:rPr>
+            </w:pPr>
+            <w:r>
+              <w:rPr>
+                <w:sz w:val="24"/>
+                <w:szCs w:val="24"/>
+              </w:rPr>
+              <w:t>401</w:t>
+            </w:r>
+          </w:p>
+        </w:tc>
+        <w:tc>
+          <w:tcPr>
+            <w:tcW w:w="3477" w:type="dxa"/>
+          </w:tcPr>
+          <w:p>
+            <w:pPr>
+              <w:spacing w:before="100" w:beforeAutospacing="1" w:after="100" w:afterAutospacing="1" w:line="360" w:lineRule="auto"/>
+              <w:rPr>
+                <w:sz w:val="24"/>
+                <w:szCs w:val="24"/>
+              </w:rPr>
+            </w:pPr>
+            <w:r>
+              <w:rPr>
                 <w:sz w:val="24"/>
                 <w:szCs w:val="24"/>
               </w:rPr>
               <w:t>(</w:t>
             </w:r>
-            <w:proofErr w:type="gramStart"/>
             <w:r>
               <w:rPr>
-                <w:rStyle w:val="Accentuation"/>
                 <w:sz w:val="24"/>
                 <w:szCs w:val="24"/>
               </w:rPr>
-              <w:t>même</w:t>
-            </w:r>
-            <w:proofErr w:type="gramEnd"/>
+              <w:t>Message</w:t>
+            </w:r>
             <w:r>
               <w:rPr>
-                <w:rStyle w:val="Accentuation"/>
                 <w:sz w:val="24"/>
                 <w:szCs w:val="24"/>
               </w:rPr>
-              <w:t xml:space="preserve"> message que ci-dessus, volontairement, pour ne pas révéler l'existence de tirelires appartenant à autrui)</w:t>
+              <w:t xml:space="preserve"> standard de l’authentification)</w:t>
             </w:r>
           </w:p>
         </w:tc>
@@ -3024,9 +3450,9 @@
           <w:bCs/>
         </w:rPr>
       </w:pPr>
-      <w:bookmarkStart w:id="43" w:name="_Toc238413442"/>
-      <w:bookmarkStart w:id="44" w:name="_Toc238480347"/>
-      <w:bookmarkStart w:id="45" w:name="_Toc238480388"/>
+      <w:bookmarkStart w:id="46" w:name="_Toc238413442"/>
+      <w:bookmarkStart w:id="47" w:name="_Toc238480347"/>
+      <w:bookmarkStart w:id="48" w:name="_Toc238480388"/>
     </w:p>
     <w:p>
       <w:pPr>
@@ -3038,8 +3464,8 @@
           <w:bCs/>
         </w:rPr>
       </w:pPr>
-      <w:bookmarkStart w:id="46" w:name="_Toc239076538"/>
-      <w:bookmarkStart w:id="47" w:name="_Toc239076569"/>
+      <w:bookmarkStart w:id="49" w:name="_Toc243830614"/>
+      <w:bookmarkStart w:id="50" w:name="_Toc243830644"/>
       <w:r>
         <w:rPr>
           <w:b/>
@@ -3054,7 +3480,7 @@
         </w:rPr>
         <w:t xml:space="preserve"> </w:t>
       </w:r>
-      <w:bookmarkEnd w:id="43"/>
+      <w:bookmarkEnd w:id="46"/>
       <w:r>
         <w:rPr>
           <w:b/>
@@ -3064,10 +3490,10 @@
         </w:rPr>
         <w:t>Environnement de déploiement</w:t>
       </w:r>
-      <w:bookmarkEnd w:id="44"/>
-      <w:bookmarkEnd w:id="45"/>
-      <w:bookmarkEnd w:id="46"/>
       <w:bookmarkEnd w:id="47"/>
+      <w:bookmarkEnd w:id="48"/>
+      <w:bookmarkEnd w:id="49"/>
+      <w:bookmarkEnd w:id="50"/>
     </w:p>
     <w:p>
       <w:pPr>
@@ -3092,36 +3518,6 @@
         </w:rPr>
         <w:t>.</w:t>
       </w:r>
-    </w:p>
-    <w:p>
-      <w:pPr>
-        <w:spacing w:before="100" w:beforeAutospacing="1" w:after="100" w:afterAutospacing="1" w:line="360" w:lineRule="auto"/>
-        <w:jc w:val="both"/>
-        <w:rPr>
-          <w:sz w:val="24"/>
-          <w:szCs w:val="24"/>
-        </w:rPr>
-      </w:pPr>
-    </w:p>
-    <w:p>
-      <w:pPr>
-        <w:spacing w:before="100" w:beforeAutospacing="1" w:after="100" w:afterAutospacing="1" w:line="360" w:lineRule="auto"/>
-        <w:jc w:val="both"/>
-        <w:rPr>
-          <w:sz w:val="24"/>
-          <w:szCs w:val="24"/>
-        </w:rPr>
-      </w:pPr>
-    </w:p>
-    <w:p>
-      <w:pPr>
-        <w:spacing w:before="100" w:beforeAutospacing="1" w:after="100" w:afterAutospacing="1" w:line="360" w:lineRule="auto"/>
-        <w:jc w:val="both"/>
-        <w:rPr>
-          <w:sz w:val="24"/>
-          <w:szCs w:val="24"/>
-        </w:rPr>
-      </w:pPr>
     </w:p>
     <w:p>
       <w:pPr>
@@ -3184,11 +3580,11 @@
           <w:szCs w:val="30"/>
         </w:rPr>
       </w:pPr>
-      <w:bookmarkStart w:id="48" w:name="_Toc238413453"/>
-      <w:bookmarkStart w:id="49" w:name="_Toc238480348"/>
-      <w:bookmarkStart w:id="50" w:name="_Toc238480389"/>
-      <w:bookmarkStart w:id="51" w:name="_Toc239076539"/>
-      <w:bookmarkStart w:id="52" w:name="_Toc239076570"/>
+      <w:bookmarkStart w:id="51" w:name="_Toc238413453"/>
+      <w:bookmarkStart w:id="52" w:name="_Toc238480348"/>
+      <w:bookmarkStart w:id="53" w:name="_Toc238480389"/>
+      <w:bookmarkStart w:id="54" w:name="_Toc243830615"/>
+      <w:bookmarkStart w:id="55" w:name="_Toc243830645"/>
       <w:r>
         <w:rPr>
           <w:rFonts w:eastAsia="Calibri"/>
@@ -3200,11 +3596,11 @@
         <w:lastRenderedPageBreak/>
         <w:t>Table des matières</w:t>
       </w:r>
-      <w:bookmarkEnd w:id="48"/>
-      <w:bookmarkEnd w:id="49"/>
-      <w:bookmarkEnd w:id="50"/>
       <w:bookmarkEnd w:id="51"/>
       <w:bookmarkEnd w:id="52"/>
+      <w:bookmarkEnd w:id="53"/>
+      <w:bookmarkEnd w:id="54"/>
+      <w:bookmarkEnd w:id="55"/>
     </w:p>
     <w:p>
       <w:pPr>
@@ -3241,7 +3637,7 @@
         </w:rPr>
         <w:fldChar w:fldCharType="separate"/>
       </w:r>
-      <w:hyperlink w:anchor="_Toc239076530" w:history="1">
+      <w:hyperlink w:anchor="_Toc243830606" w:history="1">
         <w:r>
           <w:rPr>
             <w:rStyle w:val="Lienhypertexte"/>
@@ -3279,7 +3675,7 @@
             <w:sz w:val="24"/>
             <w:szCs w:val="24"/>
           </w:rPr>
-          <w:instrText xml:space="preserve"> PAGEREF _Toc239076530 \h </w:instrText>
+          <w:instrText xml:space="preserve"> PAGEREF _Toc243830606 \h </w:instrText>
         </w:r>
         <w:r>
           <w:rPr>
@@ -3332,7 +3728,7 @@
           <w:szCs w:val="24"/>
         </w:rPr>
       </w:pPr>
-      <w:hyperlink w:anchor="_Toc239076531" w:history="1">
+      <w:hyperlink w:anchor="_Toc243830607" w:history="1">
         <w:r>
           <w:rPr>
             <w:rStyle w:val="Lienhypertexte"/>
@@ -3370,7 +3766,7 @@
             <w:sz w:val="24"/>
             <w:szCs w:val="24"/>
           </w:rPr>
-          <w:instrText xml:space="preserve"> PAGEREF _Toc239076531 \h </w:instrText>
+          <w:instrText xml:space="preserve"> PAGEREF _Toc243830607 \h </w:instrText>
         </w:r>
         <w:r>
           <w:rPr>
@@ -3423,7 +3819,7 @@
           <w:szCs w:val="24"/>
         </w:rPr>
       </w:pPr>
-      <w:hyperlink w:anchor="_Toc239076532" w:history="1">
+      <w:hyperlink w:anchor="_Toc243830608" w:history="1">
         <w:r>
           <w:rPr>
             <w:rStyle w:val="Lienhypertexte"/>
@@ -3461,7 +3857,7 @@
             <w:sz w:val="24"/>
             <w:szCs w:val="24"/>
           </w:rPr>
-          <w:instrText xml:space="preserve"> PAGEREF _Toc239076532 \h </w:instrText>
+          <w:instrText xml:space="preserve"> PAGEREF _Toc243830608 \h </w:instrText>
         </w:r>
         <w:r>
           <w:rPr>
@@ -3514,7 +3910,7 @@
           <w:szCs w:val="24"/>
         </w:rPr>
       </w:pPr>
-      <w:hyperlink w:anchor="_Toc239076533" w:history="1">
+      <w:hyperlink w:anchor="_Toc243830609" w:history="1">
         <w:r>
           <w:rPr>
             <w:rStyle w:val="Lienhypertexte"/>
@@ -3552,7 +3948,7 @@
             <w:sz w:val="24"/>
             <w:szCs w:val="24"/>
           </w:rPr>
-          <w:instrText xml:space="preserve"> PAGEREF _Toc239076533 \h </w:instrText>
+          <w:instrText xml:space="preserve"> PAGEREF _Toc243830609 \h </w:instrText>
         </w:r>
         <w:r>
           <w:rPr>
@@ -3578,7 +3974,7 @@
             <w:sz w:val="24"/>
             <w:szCs w:val="24"/>
           </w:rPr>
-          <w:t>4</w:t>
+          <w:t>5</w:t>
         </w:r>
         <w:r>
           <w:rPr>
@@ -3605,7 +4001,7 @@
           <w:szCs w:val="24"/>
         </w:rPr>
       </w:pPr>
-      <w:hyperlink w:anchor="_Toc239076534" w:history="1">
+      <w:hyperlink w:anchor="_Toc243830610" w:history="1">
         <w:r>
           <w:rPr>
             <w:rStyle w:val="Lienhypertexte"/>
@@ -3643,7 +4039,7 @@
             <w:sz w:val="24"/>
             <w:szCs w:val="24"/>
           </w:rPr>
-          <w:instrText xml:space="preserve"> PAGEREF _Toc239076534 \h </w:instrText>
+          <w:instrText xml:space="preserve"> PAGEREF _Toc243830610 \h </w:instrText>
         </w:r>
         <w:r>
           <w:rPr>
@@ -3669,7 +4065,7 @@
             <w:sz w:val="24"/>
             <w:szCs w:val="24"/>
           </w:rPr>
-          <w:t>4</w:t>
+          <w:t>5</w:t>
         </w:r>
         <w:r>
           <w:rPr>
@@ -3696,7 +4092,7 @@
           <w:szCs w:val="24"/>
         </w:rPr>
       </w:pPr>
-      <w:hyperlink w:anchor="_Toc239076535" w:history="1">
+      <w:hyperlink w:anchor="_Toc243830611" w:history="1">
         <w:r>
           <w:rPr>
             <w:rStyle w:val="Lienhypertexte"/>
@@ -3734,7 +4130,7 @@
             <w:sz w:val="24"/>
             <w:szCs w:val="24"/>
           </w:rPr>
-          <w:instrText xml:space="preserve"> PAGEREF _Toc239076535 \h </w:instrText>
+          <w:instrText xml:space="preserve"> PAGEREF _Toc243830611 \h </w:instrText>
         </w:r>
         <w:r>
           <w:rPr>
@@ -3760,7 +4156,7 @@
             <w:sz w:val="24"/>
             <w:szCs w:val="24"/>
           </w:rPr>
-          <w:t>5</w:t>
+          <w:t>6</w:t>
         </w:r>
         <w:r>
           <w:rPr>
@@ -3787,7 +4183,7 @@
           <w:szCs w:val="24"/>
         </w:rPr>
       </w:pPr>
-      <w:hyperlink w:anchor="_Toc239076536" w:history="1">
+      <w:hyperlink w:anchor="_Toc243830612" w:history="1">
         <w:r>
           <w:rPr>
             <w:rStyle w:val="Lienhypertexte"/>
@@ -3825,7 +4221,7 @@
             <w:sz w:val="24"/>
             <w:szCs w:val="24"/>
           </w:rPr>
-          <w:instrText xml:space="preserve"> PAGEREF _Toc239076536 \h </w:instrText>
+          <w:instrText xml:space="preserve"> PAGEREF _Toc243830612 \h </w:instrText>
         </w:r>
         <w:r>
           <w:rPr>
@@ -3851,7 +4247,7 @@
             <w:sz w:val="24"/>
             <w:szCs w:val="24"/>
           </w:rPr>
-          <w:t>5</w:t>
+          <w:t>6</w:t>
         </w:r>
         <w:r>
           <w:rPr>
@@ -3878,7 +4274,7 @@
           <w:szCs w:val="24"/>
         </w:rPr>
       </w:pPr>
-      <w:hyperlink w:anchor="_Toc239076537" w:history="1">
+      <w:hyperlink w:anchor="_Toc243830613" w:history="1">
         <w:r>
           <w:rPr>
             <w:rStyle w:val="Lienhypertexte"/>
@@ -3916,7 +4312,7 @@
             <w:sz w:val="24"/>
             <w:szCs w:val="24"/>
           </w:rPr>
-          <w:instrText xml:space="preserve"> PAGEREF _Toc239076537 \h </w:instrText>
+          <w:instrText xml:space="preserve"> PAGEREF _Toc243830613 \h </w:instrText>
         </w:r>
         <w:r>
           <w:rPr>
@@ -3942,7 +4338,7 @@
             <w:sz w:val="24"/>
             <w:szCs w:val="24"/>
           </w:rPr>
-          <w:t>6</w:t>
+          <w:t>7</w:t>
         </w:r>
         <w:r>
           <w:rPr>
@@ -3969,7 +4365,7 @@
           <w:szCs w:val="24"/>
         </w:rPr>
       </w:pPr>
-      <w:hyperlink w:anchor="_Toc239076538" w:history="1">
+      <w:hyperlink w:anchor="_Toc243830614" w:history="1">
         <w:r>
           <w:rPr>
             <w:rStyle w:val="Lienhypertexte"/>
@@ -4006,7 +4402,7 @@
             <w:sz w:val="24"/>
             <w:szCs w:val="24"/>
           </w:rPr>
-          <w:instrText xml:space="preserve"> PAGEREF _Toc239076538 \h </w:instrText>
+          <w:instrText xml:space="preserve"> PAGEREF _Toc243830614 \h </w:instrText>
         </w:r>
         <w:r>
           <w:rPr>
@@ -4032,7 +4428,7 @@
             <w:sz w:val="24"/>
             <w:szCs w:val="24"/>
           </w:rPr>
-          <w:t>7</w:t>
+          <w:t>8</w:t>
         </w:r>
         <w:r>
           <w:rPr>
@@ -4059,7 +4455,7 @@
           <w:szCs w:val="24"/>
         </w:rPr>
       </w:pPr>
-      <w:hyperlink w:anchor="_Toc239076539" w:history="1">
+      <w:hyperlink w:anchor="_Toc243830615" w:history="1">
         <w:r>
           <w:rPr>
             <w:rStyle w:val="Lienhypertexte"/>
@@ -4097,7 +4493,7 @@
             <w:sz w:val="24"/>
             <w:szCs w:val="24"/>
           </w:rPr>
-          <w:instrText xml:space="preserve"> PAGEREF _Toc239076539 \h </w:instrText>
+          <w:instrText xml:space="preserve"> PAGEREF _Toc243830615 \h </w:instrText>
         </w:r>
         <w:r>
           <w:rPr>
@@ -4123,7 +4519,7 @@
             <w:sz w:val="24"/>
             <w:szCs w:val="24"/>
           </w:rPr>
-          <w:t>8</w:t>
+          <w:t>9</w:t>
         </w:r>
         <w:r>
           <w:rPr>
